--- a/public/seed/vertex-advisory-llp/vertex-advisory-llp-contract.docx
+++ b/public/seed/vertex-advisory-llp/vertex-advisory-llp-contract.docx
@@ -4,6 +4,60 @@
   <w:body>
     <w:p>
       <w:pPr>
+        <w:pStyle w:val="Heading3"/>
+        <w:shd w:fill="115E59" w:color="auto" w:val="clear"/>
+        <w:spacing w:after="60"/>
+        <w:jc w:val="left"/>
+      </w:pPr>
+      <w:r>
+        <w:rPr>
+          <w:b/>
+          <w:bCs/>
+          <w:color w:val="FFFFFF"/>
+          <w:sz w:val="30"/>
+          <w:szCs w:val="30"/>
+        </w:rPr>
+        <w:t xml:space="preserve"> VA </w:t>
+      </w:r>
+    </w:p>
+    <w:p>
+      <w:pPr>
+        <w:pStyle w:val="Heading2"/>
+        <w:pBdr>
+          <w:left w:val="single" w:color="115E59" w:sz="24" w:space="8"/>
+        </w:pBdr>
+        <w:spacing w:after="40"/>
+        <w:jc w:val="left"/>
+      </w:pPr>
+      <w:r>
+        <w:rPr>
+          <w:b/>
+          <w:bCs/>
+          <w:color w:val="115E59"/>
+          <w:sz w:val="32"/>
+          <w:szCs w:val="32"/>
+        </w:rPr>
+        <w:t xml:space="preserve">Vertex Advisory LLP</w:t>
+      </w:r>
+    </w:p>
+    <w:p>
+      <w:pPr>
+        <w:pStyle w:val="Heading5"/>
+        <w:pBdr>
+          <w:bottom w:val="single" w:color="115E59" w:sz="18" w:space="1"/>
+        </w:pBdr>
+        <w:spacing w:after="120" w:before="20"/>
+      </w:pPr>
+      <w:r>
+        <w:rPr>
+          <w:sz w:val="2"/>
+          <w:szCs w:val="2"/>
+        </w:rPr>
+        <w:t xml:space="preserve"/>
+      </w:r>
+    </w:p>
+    <w:p>
+      <w:pPr>
         <w:pStyle w:val="Heading1"/>
       </w:pPr>
       <w:r>
@@ -12,11 +66,21 @@
     </w:p>
     <w:p>
       <w:r>
+        <w:rPr>
+          <w:vanish/>
+          <w:sz w:val="2"/>
+          <w:szCs w:val="2"/>
+        </w:rPr>
         <w:t xml:space="preserve">[[DOCTYPE: contract]]</w:t>
       </w:r>
     </w:p>
     <w:p>
       <w:r>
+        <w:rPr>
+          <w:vanish/>
+          <w:sz w:val="2"/>
+          <w:szCs w:val="2"/>
+        </w:rPr>
         <w:t xml:space="preserve">[[VENDOR: Vertex Advisory LLP]]</w:t>
       </w:r>
     </w:p>
@@ -127,6 +191,11 @@
     </w:p>
     <w:p>
       <w:r>
+        <w:rPr>
+          <w:vanish/>
+          <w:sz w:val="2"/>
+          <w:szCs w:val="2"/>
+        </w:rPr>
         <w:t xml:space="preserve">[[TABLE: Rate Card]]</w:t>
       </w:r>
     </w:p>
@@ -158,64 +227,163 @@
           <w:tblHeader/>
         </w:trPr>
         <w:tc>
-          <w:p>
-            <w:r>
+          <w:tcPr>
+            <w:tcBorders>
+              <w:bottom w:val="single" w:color="115E59" w:sz="12"/>
+            </w:tcBorders>
+            <w:shd w:fill="E2ECEB" w:color="auto" w:val="clear"/>
+          </w:tcPr>
+          <w:p>
+            <w:r>
+              <w:rPr>
+                <w:b/>
+                <w:bCs/>
+                <w:color w:val="115E59"/>
+              </w:rPr>
               <w:t xml:space="preserve">SKU</w:t>
             </w:r>
           </w:p>
         </w:tc>
         <w:tc>
-          <w:p>
-            <w:r>
+          <w:tcPr>
+            <w:tcBorders>
+              <w:bottom w:val="single" w:color="115E59" w:sz="12"/>
+            </w:tcBorders>
+            <w:shd w:fill="E2ECEB" w:color="auto" w:val="clear"/>
+          </w:tcPr>
+          <w:p>
+            <w:r>
+              <w:rPr>
+                <w:b/>
+                <w:bCs/>
+                <w:color w:val="115E59"/>
+              </w:rPr>
               <w:t xml:space="preserve">Description</w:t>
             </w:r>
           </w:p>
         </w:tc>
         <w:tc>
-          <w:p>
-            <w:r>
+          <w:tcPr>
+            <w:tcBorders>
+              <w:bottom w:val="single" w:color="115E59" w:sz="12"/>
+            </w:tcBorders>
+            <w:shd w:fill="E2ECEB" w:color="auto" w:val="clear"/>
+          </w:tcPr>
+          <w:p>
+            <w:r>
+              <w:rPr>
+                <w:b/>
+                <w:bCs/>
+                <w:color w:val="115E59"/>
+              </w:rPr>
               <w:t xml:space="preserve">UoM</w:t>
             </w:r>
           </w:p>
         </w:tc>
         <w:tc>
-          <w:p>
-            <w:r>
+          <w:tcPr>
+            <w:tcBorders>
+              <w:bottom w:val="single" w:color="115E59" w:sz="12"/>
+            </w:tcBorders>
+            <w:shd w:fill="E2ECEB" w:color="auto" w:val="clear"/>
+          </w:tcPr>
+          <w:p>
+            <w:r>
+              <w:rPr>
+                <w:b/>
+                <w:bCs/>
+                <w:color w:val="115E59"/>
+              </w:rPr>
               <w:t xml:space="preserve">Unit Price</w:t>
             </w:r>
           </w:p>
         </w:tc>
         <w:tc>
-          <w:p>
-            <w:r>
+          <w:tcPr>
+            <w:tcBorders>
+              <w:bottom w:val="single" w:color="115E59" w:sz="12"/>
+            </w:tcBorders>
+            <w:shd w:fill="E2ECEB" w:color="auto" w:val="clear"/>
+          </w:tcPr>
+          <w:p>
+            <w:r>
+              <w:rPr>
+                <w:b/>
+                <w:bCs/>
+                <w:color w:val="115E59"/>
+              </w:rPr>
               <w:t xml:space="preserve">Tier Min</w:t>
             </w:r>
           </w:p>
         </w:tc>
         <w:tc>
-          <w:p>
-            <w:r>
+          <w:tcPr>
+            <w:tcBorders>
+              <w:bottom w:val="single" w:color="115E59" w:sz="12"/>
+            </w:tcBorders>
+            <w:shd w:fill="E2ECEB" w:color="auto" w:val="clear"/>
+          </w:tcPr>
+          <w:p>
+            <w:r>
+              <w:rPr>
+                <w:b/>
+                <w:bCs/>
+                <w:color w:val="115E59"/>
+              </w:rPr>
               <w:t xml:space="preserve">Tier Max</w:t>
             </w:r>
           </w:p>
         </w:tc>
         <w:tc>
-          <w:p>
-            <w:r>
+          <w:tcPr>
+            <w:tcBorders>
+              <w:bottom w:val="single" w:color="115E59" w:sz="12"/>
+            </w:tcBorders>
+            <w:shd w:fill="E2ECEB" w:color="auto" w:val="clear"/>
+          </w:tcPr>
+          <w:p>
+            <w:r>
+              <w:rPr>
+                <w:b/>
+                <w:bCs/>
+                <w:color w:val="115E59"/>
+              </w:rPr>
               <w:t xml:space="preserve">Base Fee</w:t>
             </w:r>
           </w:p>
         </w:tc>
         <w:tc>
-          <w:p>
-            <w:r>
+          <w:tcPr>
+            <w:tcBorders>
+              <w:bottom w:val="single" w:color="115E59" w:sz="12"/>
+            </w:tcBorders>
+            <w:shd w:fill="E2ECEB" w:color="auto" w:val="clear"/>
+          </w:tcPr>
+          <w:p>
+            <w:r>
+              <w:rPr>
+                <w:b/>
+                <w:bCs/>
+                <w:color w:val="115E59"/>
+              </w:rPr>
               <w:t xml:space="preserve">Effective From</w:t>
             </w:r>
           </w:p>
         </w:tc>
         <w:tc>
-          <w:p>
-            <w:r>
+          <w:tcPr>
+            <w:tcBorders>
+              <w:bottom w:val="single" w:color="115E59" w:sz="12"/>
+            </w:tcBorders>
+            <w:shd w:fill="E2ECEB" w:color="auto" w:val="clear"/>
+          </w:tcPr>
+          <w:p>
+            <w:r>
+              <w:rPr>
+                <w:b/>
+                <w:bCs/>
+                <w:color w:val="115E59"/>
+              </w:rPr>
               <w:t xml:space="preserve">Effective To</w:t>
             </w:r>
           </w:p>
@@ -357,6 +525,11 @@
         <w:pStyle w:val="Heading2"/>
       </w:pPr>
       <w:r>
+        <w:rPr>
+          <w:b/>
+          <w:bCs/>
+          <w:color w:val="115E59"/>
+        </w:rPr>
         <w:t xml:space="preserve">1. Term and Renewal</w:t>
       </w:r>
     </w:p>
@@ -370,6 +543,11 @@
         <w:pStyle w:val="Heading2"/>
       </w:pPr>
       <w:r>
+        <w:rPr>
+          <w:b/>
+          <w:bCs/>
+          <w:color w:val="115E59"/>
+        </w:rPr>
         <w:t xml:space="preserve">2. Fees and Payment</w:t>
       </w:r>
     </w:p>
@@ -383,6 +561,11 @@
         <w:pStyle w:val="Heading2"/>
       </w:pPr>
       <w:r>
+        <w:rPr>
+          <w:b/>
+          <w:bCs/>
+          <w:color w:val="115E59"/>
+        </w:rPr>
         <w:t xml:space="preserve">3. Price Adjustment</w:t>
       </w:r>
     </w:p>
@@ -396,6 +579,11 @@
         <w:pStyle w:val="Heading2"/>
       </w:pPr>
       <w:r>
+        <w:rPr>
+          <w:b/>
+          <w:bCs/>
+          <w:color w:val="115E59"/>
+        </w:rPr>
         <w:t xml:space="preserve">5. Audit Rights</w:t>
       </w:r>
     </w:p>
@@ -409,12 +597,35 @@
         <w:pStyle w:val="Heading2"/>
       </w:pPr>
       <w:r>
+        <w:rPr>
+          <w:b/>
+          <w:bCs/>
+          <w:color w:val="115E59"/>
+        </w:rPr>
         <w:t xml:space="preserve">6. Governing Law</w:t>
       </w:r>
     </w:p>
     <w:p>
       <w:r>
         <w:t xml:space="preserve">This Agreement is governed by the laws of Illinois, without regard to its conflict-of-laws principles.</w:t>
+      </w:r>
+    </w:p>
+    <w:p>
+      <w:pPr>
+        <w:pStyle w:val="Heading6"/>
+        <w:pBdr>
+          <w:top w:val="single" w:color="115E59" w:sz="6" w:space="6"/>
+        </w:pBdr>
+        <w:spacing w:before="200"/>
+        <w:jc w:val="center"/>
+      </w:pPr>
+      <w:r>
+        <w:rPr>
+          <w:color w:val="115E59"/>
+          <w:sz w:val="16"/>
+          <w:szCs w:val="16"/>
+        </w:rPr>
+        <w:t xml:space="preserve">Vertex Advisory LLP  •  Remit payment per the terms above  •  Thank you for your business</w:t>
       </w:r>
     </w:p>
     <w:sectPr>
